--- a/flow/20230914_vu_template/drafts/2024-03-g/09-СБ-Севастійських мчч..docx
+++ b/flow/20230914_vu_template/drafts/2024-03-g/09-СБ-Севастійських мчч..docx
@@ -3255,22 +3255,23 @@
     </w:p>
     <w:p>
       <w:pPr>
-        <w:spacing w:after="120" w:lineRule="auto"/>
-        <w:jc w:val="both"/>
-        <w:rPr>
-          <w:rFonts w:ascii="Times New Roman" w:cs="Times New Roman" w:eastAsia="Times New Roman" w:hAnsi="Times New Roman"/>
-          <w:sz w:val="24"/>
-          <w:szCs w:val="24"/>
-        </w:rPr>
-      </w:pPr>
-      <w:r>
-        <w:rPr>
-          <w:rFonts w:ascii="Times New Roman" w:cs="Times New Roman" w:eastAsia="Times New Roman" w:hAnsi="Times New Roman"/>
-          <w:sz w:val="24"/>
-          <w:szCs w:val="24"/>
-          <w:rtl w:val="0"/>
-        </w:rPr>
-        <w:t xml:space="preserve">Посеред судилища законопроступників* страстотерпці твої, радіючи, співали:* Господи, - слава тобі!</w:t>
+        <w:pStyle w:val="Normal"/>
+      </w:pPr>
+      <w:r>
+        <w:rPr>
+          <w:rFonts w:ascii="Times New Roman" w:hAnsi="Times New Roman"/>
+          <w:i/>
+          <w:color w:val="FF0000"/>
+          <w:sz w:val="24"/>
+        </w:rPr>
+        <w:t>(г. 2):</w:t>
+      </w:r>
+      <w:r>
+        <w:rPr>
+          <w:rFonts w:ascii="Times New Roman" w:hAnsi="Times New Roman"/>
+          <w:sz w:val="24"/>
+        </w:rPr>
+        <w:t xml:space="preserve"> Му́жньо перено́сячи тепе́рішнє* і радіючи надією прийде́шнього,* промовля́ли оди́н до о́дного святії Му́ченики:* «Не о́діж ми з се́бе скида́ємо,* а стару́ люди́ну відклада́ємо.* Лю́та зима́, але погідний Рай;* болю́че замерза́ння, але соло́дке воздая́ння.* Ото́ж не відступа́ймо, о во́їни!* Малу́ му́ку потерпімо,* щоб вінка́ми перемо́ги увінча́лися ми од Христа́ Бо́га* і Спа́са душ на́ших».</w:t>
       </w:r>
     </w:p>
     <w:p>
@@ -3318,29 +3319,76 @@
     </w:p>
     <w:p>
       <w:pPr>
-        <w:spacing w:after="120" w:lineRule="auto"/>
-        <w:jc w:val="both"/>
-        <w:rPr>
-          <w:rFonts w:ascii="Times New Roman" w:cs="Times New Roman" w:eastAsia="Times New Roman" w:hAnsi="Times New Roman"/>
-          <w:sz w:val="24"/>
-          <w:szCs w:val="24"/>
-        </w:rPr>
-      </w:pPr>
-      <w:r>
-        <w:rPr>
-          <w:rFonts w:ascii="Times New Roman" w:cs="Times New Roman" w:eastAsia="Times New Roman" w:hAnsi="Times New Roman"/>
-          <w:i w:val="1"/>
-          <w:color w:val="ff0000"/>
-          <w:sz w:val="24"/>
-          <w:szCs w:val="24"/>
-          <w:rtl w:val="0"/>
-        </w:rPr>
-        <w:t xml:space="preserve">(г. 8, подібний: О, преславне чудо):</w:t>
-      </w:r>
-      <w:r>
-        <w:rPr>
-          <w:rFonts w:ascii="Times New Roman" w:cs="Times New Roman" w:eastAsia="Times New Roman" w:hAnsi="Times New Roman"/>
-          <w:color w:val="ff0000"/>
+        <w:pStyle w:val="Normal"/>
+      </w:pPr>
+      <w:r>
+        <w:rPr>
+          <w:rFonts w:ascii="Times New Roman" w:hAnsi="Times New Roman"/>
+          <w:i/>
+          <w:color w:val="FF0000"/>
+          <w:sz w:val="24"/>
+        </w:rPr>
+        <w:t>(г. 2):</w:t>
+      </w:r>
+      <w:r>
+        <w:rPr>
+          <w:rFonts w:ascii="Times New Roman" w:hAnsi="Times New Roman"/>
+          <w:sz w:val="24"/>
+        </w:rPr>
+        <w:t xml:space="preserve"> Му́жньо перено́сячи тепе́рішнє* і радіючи надією прийде́шнього,* промовля́ли оди́н до о́дного святії Му́ченики:* «Не о́діж ми з се́бе скида́ємо,* а стару́ люди́ну відклада́ємо.* Лю́та зима́, але погідний Рай;* болю́че замерза́ння, але соло́дке воздая́ння.* Ото́ж не відступа́ймо, о во́їни!* Малу́ му́ку потерпімо,* щоб вінка́ми перемо́ги увінча́лися ми од Христа́ Бо́га* і Спа́са душ на́ших».</w:t>
+      </w:r>
+    </w:p>
+    <w:p>
+      <w:pPr>
+        <w:spacing w:after="120" w:lineRule="auto"/>
+        <w:jc w:val="center"/>
+        <w:rPr>
+          <w:rFonts w:ascii="Times New Roman" w:cs="Times New Roman" w:eastAsia="Times New Roman" w:hAnsi="Times New Roman"/>
+          <w:b w:val="1"/>
+          <w:i w:val="1"/>
+          <w:color w:val="ff0000"/>
+          <w:sz w:val="24"/>
+          <w:szCs w:val="24"/>
+        </w:rPr>
+      </w:pPr>
+      <w:r>
+        <w:rPr>
+          <w:rFonts w:ascii="Times New Roman" w:cs="Times New Roman" w:eastAsia="Times New Roman" w:hAnsi="Times New Roman"/>
+          <w:b w:val="1"/>
+          <w:i w:val="1"/>
+          <w:color w:val="ff0000"/>
+          <w:sz w:val="24"/>
+          <w:szCs w:val="24"/>
+          <w:rtl w:val="0"/>
+        </w:rPr>
+        <w:t xml:space="preserve">Псалом 116</w:t>
+      </w:r>
+    </w:p>
+    <w:p>
+      <w:pPr>
+        <w:spacing w:after="120" w:lineRule="auto"/>
+        <w:jc w:val="both"/>
+        <w:rPr>
+          <w:rFonts w:ascii="Times New Roman" w:cs="Times New Roman" w:eastAsia="Times New Roman" w:hAnsi="Times New Roman"/>
+          <w:sz w:val="24"/>
+          <w:szCs w:val="24"/>
+        </w:rPr>
+      </w:pPr>
+      <w:r>
+        <w:rPr>
+          <w:rFonts w:ascii="Times New Roman" w:cs="Times New Roman" w:eastAsia="Times New Roman" w:hAnsi="Times New Roman"/>
+          <w:i w:val="1"/>
+          <w:color w:val="ff0000"/>
+          <w:sz w:val="24"/>
+          <w:szCs w:val="24"/>
+          <w:rtl w:val="0"/>
+        </w:rPr>
+        <w:t xml:space="preserve">Стих:</w:t>
+      </w:r>
+      <w:r>
+        <w:rPr>
+          <w:rFonts w:ascii="Times New Roman" w:cs="Times New Roman" w:eastAsia="Times New Roman" w:hAnsi="Times New Roman"/>
+          <w:i w:val="1"/>
           <w:sz w:val="24"/>
           <w:szCs w:val="24"/>
           <w:rtl w:val="0"/>
@@ -3352,45 +3400,38 @@
           <w:rFonts w:ascii="Times New Roman" w:cs="Times New Roman" w:eastAsia="Times New Roman" w:hAnsi="Times New Roman"/>
           <w:sz w:val="24"/>
           <w:szCs w:val="24"/>
-          <w:rtl w:val="0"/>
-        </w:rPr>
-        <w:t xml:space="preserve">Отче богомудрий, Теофане,* Богоявління Христового* названий тезоіменним,* ти за живоносними Його стопами послідував* і красоти життя зоставив,* маючи перед зором Пожаданного тобою,* обожуваний красою всечудесно* і божественним потягом до Нього,* пречудним і досконалим.</w:t>
-      </w:r>
-    </w:p>
-    <w:p>
-      <w:pPr>
-        <w:spacing w:after="120" w:lineRule="auto"/>
-        <w:jc w:val="center"/>
-        <w:rPr>
-          <w:rFonts w:ascii="Times New Roman" w:cs="Times New Roman" w:eastAsia="Times New Roman" w:hAnsi="Times New Roman"/>
-          <w:b w:val="1"/>
-          <w:i w:val="1"/>
-          <w:color w:val="ff0000"/>
-          <w:sz w:val="24"/>
-          <w:szCs w:val="24"/>
-        </w:rPr>
-      </w:pPr>
-      <w:r>
-        <w:rPr>
-          <w:rFonts w:ascii="Times New Roman" w:cs="Times New Roman" w:eastAsia="Times New Roman" w:hAnsi="Times New Roman"/>
-          <w:b w:val="1"/>
-          <w:i w:val="1"/>
-          <w:color w:val="ff0000"/>
-          <w:sz w:val="24"/>
-          <w:szCs w:val="24"/>
-          <w:rtl w:val="0"/>
-        </w:rPr>
-        <w:t xml:space="preserve">Псалом 116</w:t>
-      </w:r>
-    </w:p>
-    <w:p>
-      <w:pPr>
-        <w:spacing w:after="120" w:lineRule="auto"/>
-        <w:jc w:val="both"/>
-        <w:rPr>
-          <w:rFonts w:ascii="Times New Roman" w:cs="Times New Roman" w:eastAsia="Times New Roman" w:hAnsi="Times New Roman"/>
-          <w:sz w:val="24"/>
-          <w:szCs w:val="24"/>
+          <w:u w:val="single"/>
+          <w:rtl w:val="0"/>
+        </w:rPr>
+        <w:t xml:space="preserve">Хваліте Господа всі народи!* Прославляйте його всі люди!</w:t>
+      </w:r>
+      <w:r>
+        <w:rPr>
+          <w:rtl w:val="0"/>
+        </w:rPr>
+      </w:r>
+    </w:p>
+    <w:p>
+      <w:pPr>
+        <w:pStyle w:val="Normal"/>
+      </w:pPr>
+      <w:r>
+        <w:rPr>
+          <w:rFonts w:ascii="Times New Roman" w:hAnsi="Times New Roman"/>
+          <w:sz w:val="24"/>
+        </w:rPr>
+        <w:t>Скида́ючи оде́жі всі* і вхо́дячи безтре́петно в о́зеро,* промовля́ли оди́н до о́дного святії Му́ченики:* «За Рай, який ми втра́тили, оде́ж тлінних днесь не жаліймо;* че́рез змія тлінотво́рного коли́сь в оде́жу зодягну́вшись* – роздягнімся ни́ні за́для всіх воскресіння;* знева́жмо лід, що та́не,* і плоть знена́видьмо,* щоб вінка́ми перемо́ги увінча́лися ми од Христа́ Бо́га* і Спа́са душ на́ших».</w:t>
+      </w:r>
+    </w:p>
+    <w:p>
+      <w:pPr>
+        <w:spacing w:after="120" w:lineRule="auto"/>
+        <w:jc w:val="both"/>
+        <w:rPr>
+          <w:rFonts w:ascii="Times New Roman" w:cs="Times New Roman" w:eastAsia="Times New Roman" w:hAnsi="Times New Roman"/>
+          <w:sz w:val="24"/>
+          <w:szCs w:val="24"/>
+          <w:u w:val="single"/>
         </w:rPr>
       </w:pPr>
       <w:r>
@@ -3422,95 +3463,19 @@
           <w:u w:val="single"/>
           <w:rtl w:val="0"/>
         </w:rPr>
-        <w:t xml:space="preserve">Хваліте Господа всі народи!* Прославляйте його всі люди!</w:t>
-      </w:r>
-      <w:r>
-        <w:rPr>
-          <w:rtl w:val="0"/>
-        </w:rPr>
-      </w:r>
-    </w:p>
-    <w:p>
-      <w:pPr>
-        <w:spacing w:after="120" w:lineRule="auto"/>
-        <w:jc w:val="both"/>
-        <w:rPr>
-          <w:rFonts w:ascii="Times New Roman" w:cs="Times New Roman" w:eastAsia="Times New Roman" w:hAnsi="Times New Roman"/>
-          <w:sz w:val="24"/>
-          <w:szCs w:val="24"/>
-        </w:rPr>
-      </w:pPr>
-      <w:r>
-        <w:rPr>
-          <w:rFonts w:ascii="Times New Roman" w:cs="Times New Roman" w:eastAsia="Times New Roman" w:hAnsi="Times New Roman"/>
-          <w:sz w:val="24"/>
-          <w:szCs w:val="24"/>
-          <w:rtl w:val="0"/>
-        </w:rPr>
-        <w:t xml:space="preserve">Отче богомудрий, Теофане,* гірке вигнанство,* у немочі перебуваючи,* витривало перетерпів єси,* не пощадивши тіла за священні ікони, всехвальний,* люттю левів гнаний;* з них же глузуючи, ти їхні змови* і задуми воістину суєтномудрі* і ум пагубний – у безум обернув.</w:t>
-      </w:r>
-    </w:p>
-    <w:p>
-      <w:pPr>
-        <w:spacing w:after="120" w:lineRule="auto"/>
-        <w:jc w:val="both"/>
-        <w:rPr>
-          <w:rFonts w:ascii="Times New Roman" w:cs="Times New Roman" w:eastAsia="Times New Roman" w:hAnsi="Times New Roman"/>
-          <w:sz w:val="24"/>
-          <w:szCs w:val="24"/>
-          <w:u w:val="single"/>
-        </w:rPr>
-      </w:pPr>
-      <w:r>
-        <w:rPr>
-          <w:rFonts w:ascii="Times New Roman" w:cs="Times New Roman" w:eastAsia="Times New Roman" w:hAnsi="Times New Roman"/>
-          <w:i w:val="1"/>
-          <w:color w:val="ff0000"/>
-          <w:sz w:val="24"/>
-          <w:szCs w:val="24"/>
-          <w:rtl w:val="0"/>
-        </w:rPr>
-        <w:t xml:space="preserve">Стих:</w:t>
-      </w:r>
-      <w:r>
-        <w:rPr>
-          <w:rFonts w:ascii="Times New Roman" w:cs="Times New Roman" w:eastAsia="Times New Roman" w:hAnsi="Times New Roman"/>
-          <w:i w:val="1"/>
-          <w:sz w:val="24"/>
-          <w:szCs w:val="24"/>
-          <w:rtl w:val="0"/>
-        </w:rPr>
-        <w:t xml:space="preserve"> </w:t>
-      </w:r>
-      <w:r>
-        <w:rPr>
-          <w:rFonts w:ascii="Times New Roman" w:cs="Times New Roman" w:eastAsia="Times New Roman" w:hAnsi="Times New Roman"/>
-          <w:sz w:val="24"/>
-          <w:szCs w:val="24"/>
-          <w:u w:val="single"/>
-          <w:rtl w:val="0"/>
-        </w:rPr>
         <w:t xml:space="preserve">Велике бо до нас його милосердя, і вірність Господа повіки.</w:t>
       </w:r>
     </w:p>
     <w:p>
       <w:pPr>
-        <w:spacing w:after="120" w:lineRule="auto"/>
-        <w:jc w:val="both"/>
-        <w:rPr>
-          <w:rFonts w:ascii="Times New Roman" w:cs="Times New Roman" w:eastAsia="Times New Roman" w:hAnsi="Times New Roman"/>
-          <w:sz w:val="24"/>
-          <w:szCs w:val="24"/>
-        </w:rPr>
-      </w:pPr>
-      <w:r>
-        <w:rPr>
-          <w:rFonts w:ascii="Times New Roman" w:cs="Times New Roman" w:eastAsia="Times New Roman" w:hAnsi="Times New Roman"/>
-          <w:sz w:val="24"/>
-          <w:szCs w:val="24"/>
-          <w:rtl w:val="0"/>
-        </w:rPr>
-        <w:t xml:space="preserve">Воістину воздаяння за болі твої* Податель благ прещедро тобі дарував:* подавши тобі, тричі блаженний, силу* відганяти демонів* і зціляти недуги,* сподобивши тебе несказанної радости* там, де ликують леґіони ангелів,* завжди споглядаючи* обличчя Вседержителя.</w:t>
+        <w:pStyle w:val="Normal"/>
+      </w:pPr>
+      <w:r>
+        <w:rPr>
+          <w:rFonts w:ascii="Times New Roman" w:hAnsi="Times New Roman"/>
+          <w:sz w:val="24"/>
+        </w:rPr>
+        <w:t>Ди́влячись на му́ки, як на насоло́ду,* і біжучи́ до о́зера студе́ного, як до теплоти́,* промовля́ли святії Му́ченики:* «Не ляка́ймося пори́ зимо́вої – і вогню́ страшно́ї Геє́нни уни́кнемо;* хай спа́лена бу́де нога́, щоб танцюва́ла вічно,* рука́ ж – відсічена, щоб піднесла́ся до Го́спода!* І не жаліймо приро́ди, що вмира́є,* оберімо смерть,* щоб вінка́ми перемо́ги увінча́лися ми од Христа́ Бо́га* і Спа́са душ на́ших».</w:t>
       </w:r>
     </w:p>
     <w:p>
